--- a/public/заява_без_участі_позивача.docx
+++ b/public/заява_без_участі_позивача.docx
@@ -39,41 +39,6 @@
         <w:rPr>
           <w:rFonts w:ascii="Times New Roman" w:hAnsi="Times New Roman" w:cs="Times New Roman"/>
         </w:rPr>
-      </w:r>
-    </w:p>
-    <w:p>
-      <w:pPr>
-        <w:pBdr/>
-        <w:spacing/>
-        <w:ind/>
-        <w:jc w:val="right"/>
-        <w:rPr>
-          <w:rFonts w:ascii="Times New Roman" w:hAnsi="Times New Roman" w:cs="Times New Roman"/>
-        </w:rPr>
-      </w:pPr>
-      <w:r>
-        <w:rPr>
-          <w:rFonts w:ascii="Times New Roman" w:hAnsi="Times New Roman" w:cs="Times New Roman"/>
-          <w:highlight w:val="none"/>
-          <w:lang w:val="en-US"/>
-        </w:rPr>
-        <w:t xml:space="preserve">[[ </w:t>
-      </w:r>
-      <w:r>
-        <w:rPr>
-          <w:rFonts w:ascii="Times New Roman" w:hAnsi="Times New Roman" w:cs="Times New Roman"/>
-          <w:highlight w:val="none"/>
-          <w:lang w:val="uk-UA"/>
-        </w:rPr>
-        <w:t xml:space="preserve">адреса_суду</w:t>
-      </w:r>
-      <w:r>
-        <w:rPr>
-          <w:rFonts w:ascii="Times New Roman" w:hAnsi="Times New Roman" w:cs="Times New Roman"/>
-          <w:highlight w:val="none"/>
-          <w:lang w:val="en-US"/>
-        </w:rPr>
-        <w:t xml:space="preserve"> ]]</w:t>
       </w:r>
       <w:r>
         <w:rPr>

--- a/public/заява_без_участі_позивача.docx
+++ b/public/заява_без_участі_позивача.docx
@@ -38,6 +38,8 @@
       <w:r>
         <w:rPr>
           <w:rFonts w:ascii="Times New Roman" w:hAnsi="Times New Roman" w:cs="Times New Roman"/>
+          <w:highlight w:val="none"/>
+          <w:lang w:val="en-US"/>
         </w:rPr>
       </w:r>
       <w:r>
@@ -62,7 +64,7 @@
         <w:rPr>
           <w:rFonts w:ascii="Times New Roman" w:hAnsi="Times New Roman" w:cs="Times New Roman"/>
         </w:rPr>
-        <w:t xml:space="preserve">Судді </w:t>
+        <w:t xml:space="preserve">Суддя </w:t>
       </w:r>
       <w:r>
         <w:rPr>
